--- a/Sprint20260921-20261002/HERO-69100_20260930_120214.docx
+++ b/Sprint20260921-20261002/HERO-69100_20260930_120214.docx
@@ -2650,306 +2650,6 @@
           <w:u w:val="none"/>
         </w:rPr>
         <w:t>6. Test data: members with preferences, period sets, outlet settings, and reservation amendment messages.</w:t>
-      </w:r>
-    </w:p>
-    <w:p>
-      <w:pPr>
-        <w:spacing w:before="200" w:after="120"/>
-      </w:pPr>
-      <w:r>
-        <w:rPr>
-          <w:rFonts w:ascii="Arial" w:hAnsi="Arial" w:eastAsia="Arial" w:cs="Arial"/>
-          <w:b/>
-          <w:color w:val="000000"/>
-          <w:sz w:val="26"/>
-          <w:u w:val="single"/>
-        </w:rPr>
-        <w:t>Appendix</w:t>
-      </w:r>
-    </w:p>
-    <w:p>
-      <w:pPr>
-        <w:spacing w:before="0" w:after="80"/>
-      </w:pPr>
-      <w:r>
-        <w:rPr>
-          <w:rFonts w:ascii="Arial" w:hAnsi="Arial" w:eastAsia="Arial" w:cs="Arial"/>
-          <w:b w:val="0"/>
-          <w:color w:val="000000"/>
-          <w:sz w:val="20"/>
-          <w:u w:val="none"/>
-        </w:rPr>
-        <w:t>Release Notes excerpt – Enhancement: [Jira-69100] [Tech] Compatibility Testing for System Upgrade to PHP 8.5 – Reservation Module</w:t>
-      </w:r>
-    </w:p>
-    <w:p>
-      <w:pPr>
-        <w:spacing w:before="0" w:after="80"/>
-      </w:pPr>
-      <w:r>
-        <w:rPr>
-          <w:rFonts w:ascii="Arial" w:hAnsi="Arial" w:eastAsia="Arial" w:cs="Arial"/>
-          <w:b w:val="0"/>
-          <w:color w:val="000000"/>
-          <w:sz w:val="20"/>
-          <w:u w:val="none"/>
-        </w:rPr>
-        <w:t>Description:</w:t>
-      </w:r>
-    </w:p>
-    <w:p>
-      <w:pPr>
-        <w:spacing w:before="0" w:after="40"/>
-        <w:ind w:left="720" w:hanging="240"/>
-      </w:pPr>
-      <w:r>
-        <w:rPr>
-          <w:rFonts w:ascii="Arial" w:hAnsi="Arial" w:eastAsia="Arial" w:cs="Arial"/>
-          <w:b w:val="0"/>
-          <w:color w:val="000000"/>
-          <w:sz w:val="20"/>
-          <w:u w:val="none"/>
-        </w:rPr>
-        <w:t>1. Hardens string parsing (list/explode/strpos) in Booking, Operation, Resvs, and Functions controllers to prevent PHP 8 TypeError/ValueError on malformed input.</w:t>
-      </w:r>
-    </w:p>
-    <w:p>
-      <w:pPr>
-        <w:spacing w:before="0" w:after="40"/>
-        <w:ind w:left="720" w:hanging="240"/>
-      </w:pPr>
-      <w:r>
-        <w:rPr>
-          <w:rFonts w:ascii="Arial" w:hAnsi="Arial" w:eastAsia="Arial" w:cs="Arial"/>
-          <w:b w:val="0"/>
-          <w:color w:val="000000"/>
-          <w:sz w:val="20"/>
-          <w:u w:val="none"/>
-        </w:rPr>
-        <w:t>2. Improves PayPal PDT/IPN response handling (empty cURL response, CRLF line endings).</w:t>
-      </w:r>
-    </w:p>
-    <w:p>
-      <w:pPr>
-        <w:spacing w:before="0" w:after="40"/>
-        <w:ind w:left="720" w:hanging="240"/>
-      </w:pPr>
-      <w:r>
-        <w:rPr>
-          <w:rFonts w:ascii="Arial" w:hAnsi="Arial" w:eastAsia="Arial" w:cs="Arial"/>
-          <w:b w:val="0"/>
-          <w:color w:val="000000"/>
-          <w:sz w:val="20"/>
-          <w:u w:val="none"/>
-        </w:rPr>
-        <w:t>3. Adds BookingDate validation and safer timestamp parsing in bulk availability check.</w:t>
-      </w:r>
-    </w:p>
-    <w:p>
-      <w:pPr>
-        <w:spacing w:before="0" w:after="40"/>
-        <w:ind w:left="720" w:hanging="240"/>
-      </w:pPr>
-      <w:r>
-        <w:rPr>
-          <w:rFonts w:ascii="Arial" w:hAnsi="Arial" w:eastAsia="Arial" w:cs="Arial"/>
-          <w:b w:val="0"/>
-          <w:color w:val="000000"/>
-          <w:sz w:val="20"/>
-          <w:u w:val="none"/>
-        </w:rPr>
-        <w:t>4. Compatible with PHP 8.0+; includes PHP 8.4 http_get_last_response_headers() support in Operation table status sync.</w:t>
-      </w:r>
-    </w:p>
-    <w:p>
-      <w:pPr>
-        <w:spacing w:before="0" w:after="80"/>
-      </w:pPr>
-      <w:r>
-        <w:rPr>
-          <w:rFonts w:ascii="Arial" w:hAnsi="Arial" w:eastAsia="Arial" w:cs="Arial"/>
-          <w:b w:val="0"/>
-          <w:color w:val="000000"/>
-          <w:sz w:val="20"/>
-          <w:u w:val="none"/>
-        </w:rPr>
-        <w:t>Setup:</w:t>
-      </w:r>
-    </w:p>
-    <w:p>
-      <w:pPr>
-        <w:spacing w:before="0" w:after="40"/>
-        <w:ind w:left="720" w:hanging="240"/>
-      </w:pPr>
-      <w:r>
-        <w:rPr>
-          <w:rFonts w:ascii="Arial" w:hAnsi="Arial" w:eastAsia="Arial" w:cs="Arial"/>
-          <w:b w:val="0"/>
-          <w:color w:val="000000"/>
-          <w:sz w:val="20"/>
-          <w:u w:val="none"/>
-        </w:rPr>
-        <w:t>1. Backend: log in to the admin system and navigate to [Reservation Management &gt; Authority Control &gt; Functions].</w:t>
-      </w:r>
-    </w:p>
-    <w:p>
-      <w:pPr>
-        <w:spacing w:before="0" w:after="40"/>
-        <w:ind w:left="720" w:hanging="240"/>
-      </w:pPr>
-      <w:r>
-        <w:rPr>
-          <w:rFonts w:ascii="Arial" w:hAnsi="Arial" w:eastAsia="Arial" w:cs="Arial"/>
-          <w:b w:val="0"/>
-          <w:color w:val="000000"/>
-          <w:sz w:val="20"/>
-          <w:u w:val="none"/>
-        </w:rPr>
-        <w:t>2. [Reservation System &gt; Message Setup &gt; Message Formats]: add an email message format record and add "$EditBookingLink$".</w:t>
-      </w:r>
-    </w:p>
-    <w:p>
-      <w:pPr>
-        <w:spacing w:before="0" w:after="40"/>
-        <w:ind w:left="720" w:hanging="240"/>
-      </w:pPr>
-      <w:r>
-        <w:rPr>
-          <w:rFonts w:ascii="Arial" w:hAnsi="Arial" w:eastAsia="Arial" w:cs="Arial"/>
-          <w:b w:val="0"/>
-          <w:color w:val="000000"/>
-          <w:sz w:val="20"/>
-          <w:u w:val="none"/>
-        </w:rPr>
-        <w:t>3. [Reservation System &gt; Basic Setup &gt; Payment Methods]: add a real interface payment setting with interface "Paypal".</w:t>
-      </w:r>
-    </w:p>
-    <w:p>
-      <w:pPr>
-        <w:spacing w:before="0" w:after="40"/>
-        <w:ind w:left="720" w:hanging="240"/>
-      </w:pPr>
-      <w:r>
-        <w:rPr>
-          <w:rFonts w:ascii="Arial" w:hAnsi="Arial" w:eastAsia="Arial" w:cs="Arial"/>
-          <w:b w:val="0"/>
-          <w:color w:val="000000"/>
-          <w:sz w:val="20"/>
-          <w:u w:val="none"/>
-        </w:rPr>
-        <w:t>4. [Reservation System &gt; Basic Setup &gt; Config by Date / Period Sets]: select a period to edit, set "Formula for Payment Calculation" and click "Save".</w:t>
-      </w:r>
-    </w:p>
-    <w:p>
-      <w:pPr>
-        <w:spacing w:before="0" w:after="40"/>
-        <w:ind w:left="720" w:hanging="240"/>
-      </w:pPr>
-      <w:r>
-        <w:rPr>
-          <w:rFonts w:ascii="Arial" w:hAnsi="Arial" w:eastAsia="Arial" w:cs="Arial"/>
-          <w:b w:val="0"/>
-          <w:color w:val="000000"/>
-          <w:sz w:val="20"/>
-          <w:u w:val="none"/>
-        </w:rPr>
-        <w:t>5. [Reservation System &gt; Basic Setup &gt; Outlet Settings]: select a record to edit, enable "POS Interface" and Email, click "Save".</w:t>
-      </w:r>
-    </w:p>
-    <w:p>
-      <w:pPr>
-        <w:spacing w:before="0" w:after="40"/>
-        <w:ind w:left="720" w:hanging="240"/>
-      </w:pPr>
-      <w:r>
-        <w:rPr>
-          <w:rFonts w:ascii="Arial" w:hAnsi="Arial" w:eastAsia="Arial" w:cs="Arial"/>
-          <w:b w:val="0"/>
-          <w:color w:val="000000"/>
-          <w:sz w:val="20"/>
-          <w:u w:val="none"/>
-        </w:rPr>
-        <w:t>6. Reservation Operation: on [Current View], select a table number to make a reservation and change status to "Arrived"; select a table number for Walk In; go to POS client and complete checks for these two tables.</w:t>
-      </w:r>
-    </w:p>
-    <w:p>
-      <w:pPr>
-        <w:spacing w:before="0" w:after="40"/>
-        <w:ind w:left="720" w:hanging="240"/>
-      </w:pPr>
-      <w:r>
-        <w:rPr>
-          <w:rFonts w:ascii="Arial" w:hAnsi="Arial" w:eastAsia="Arial" w:cs="Arial"/>
-          <w:b w:val="0"/>
-          <w:color w:val="000000"/>
-          <w:sz w:val="20"/>
-          <w:u w:val="none"/>
-        </w:rPr>
-        <w:t>7. Select a table to make a reservation with message and preferences, then edit this reservation with message.</w:t>
-      </w:r>
-    </w:p>
-    <w:p>
-      <w:pPr>
-        <w:spacing w:before="0" w:after="40"/>
-        <w:ind w:left="720" w:hanging="240"/>
-      </w:pPr>
-      <w:r>
-        <w:rPr>
-          <w:rFonts w:ascii="Arial" w:hAnsi="Arial" w:eastAsia="Arial" w:cs="Arial"/>
-          <w:b w:val="0"/>
-          <w:color w:val="000000"/>
-          <w:sz w:val="20"/>
-          <w:u w:val="none"/>
-        </w:rPr>
-        <w:t>8. On [Bulk Reservation], search member information, check preferences, input required fields and check availability to make reservations.</w:t>
-      </w:r>
-    </w:p>
-    <w:p>
-      <w:pPr>
-        <w:spacing w:before="0" w:after="40"/>
-        <w:ind w:left="720" w:hanging="240"/>
-      </w:pPr>
-      <w:r>
-        <w:rPr>
-          <w:rFonts w:ascii="Arial" w:hAnsi="Arial" w:eastAsia="Arial" w:cs="Arial"/>
-          <w:b w:val="0"/>
-          <w:color w:val="000000"/>
-          <w:sz w:val="20"/>
-          <w:u w:val="none"/>
-        </w:rPr>
-        <w:t>9. Log out of reservation operation.</w:t>
-      </w:r>
-    </w:p>
-    <w:p>
-      <w:pPr>
-        <w:spacing w:before="0" w:after="40"/>
-        <w:ind w:left="720" w:hanging="240"/>
-      </w:pPr>
-      <w:r>
-        <w:rPr>
-          <w:rFonts w:ascii="Arial" w:hAnsi="Arial" w:eastAsia="Arial" w:cs="Arial"/>
-          <w:b w:val="0"/>
-          <w:color w:val="000000"/>
-          <w:sz w:val="20"/>
-          <w:u w:val="none"/>
-        </w:rPr>
-        <w:t>10. Backend: [Messaging Control &gt; Job Tools &gt; Job History], select amendment message to view details, click the link in the body to jump to [Online Reservation &gt; Retrieve Booking Record], click "Search".</w:t>
-      </w:r>
-    </w:p>
-    <w:p>
-      <w:pPr>
-        <w:spacing w:before="0" w:after="40"/>
-        <w:ind w:left="720" w:hanging="240"/>
-      </w:pPr>
-      <w:r>
-        <w:rPr>
-          <w:rFonts w:ascii="Arial" w:hAnsi="Arial" w:eastAsia="Arial" w:cs="Arial"/>
-          <w:b w:val="0"/>
-          <w:color w:val="000000"/>
-          <w:sz w:val="20"/>
-          <w:u w:val="none"/>
-        </w:rPr>
-        <w:t>11. Online Reservations: make a reservation with payments.</w:t>
       </w:r>
     </w:p>
     <w:sectPr>
